--- a/SDLC 2026 - BSI Control Testing/BSI.IT.23.C4 Segregated Environments/BSI.IT.23.C4_Segregated_Environments_Testing_Procedures.docx
+++ b/SDLC 2026 - BSI Control Testing/BSI.IT.23.C4 Segregated Environments/BSI.IT.23.C4_Segregated_Environments_Testing_Procedures.docx
@@ -72,7 +72,7 @@
     </w:p>
     <w:p>
       <w:r>
-        <w:t>Test of One: the T24 environments used by the 2026 SDLC releases were inspected – nslookup of miasx1 and miasx4, T24 Server Login and Environments screens and the ND.DEAL lists in each environment (test NDF deals dated 11/2025 in MIAAFT28; live deals 03/2026 – 07/2026 in production) (C4.03), corroborated with the testing recorded in the four release tickets (C4.04 – C4.07). Segregation exists for T24; operating effectiveness cannot be concluded until OI-04 / OI-05 are answered.</w:t>
+        <w:t>Test of One: Sample 2 Derivatives NDF – the T24 environments used by its releases were inspected – nslookup of miasx1 and miasx4, T24 Server Login and Environments screens and the ND.DEAL lists in each environment (test NDF deals dated 11/2025 in MIAAFT28; live deals 03/2026 – 07/2026 in production) (C4.03), corroborated with the testing recorded in the four release tickets (C4.04 – C4.07). Segregation exists for T24; operating effectiveness cannot be concluded until OI-04 / OI-05 are answered.</w:t>
       </w:r>
     </w:p>
     <w:p>
@@ -356,7 +356,7 @@
     </w:p>
     <w:p>
       <w:r>
-        <w:t>The control operates annually. Per the RCSA sample size table (Testing Procedure §4.4.2 / §4.4.8.2: Annual – sample 1), one occurrence was tested: the T24 environment segregation used by both SDLC projects, corroborated with the four releases of the period. The Appian environments (Security Lending R01) are also in scope but were not evidenced (OI-04).</w:t>
+        <w:t>The samples are the two SDLC projects provided in the evidence folder (New Evidences SDLC Controls-10-30-2026\SDLC Controls-10-30-2026\Evidence): Sample 1 ALCO – Security Lending (DH 3263 – Appian Security Lending Workflow and T24) and Sample 2 Derivatives Non-Deliverable Forwards – NDF (DH 3264 – T24). This covers 100% of the SDLC project population (4 releases). The same environment document was provided in both project folders (identical file).</w:t>
       </w:r>
     </w:p>
     <w:p/>
@@ -418,7 +418,7 @@
         <w:rPr>
           <w:b/>
         </w:rPr>
-        <w:t>Annual control: select the annual occurrence (sample size 1 per RCSA methodology) and identify the applications / environments in scope (those used by SDLC projects in the period).</w:t>
+        <w:t>Select the samples in accordance with the RCSA sampling methodology – the two SDLC projects provided in the evidence folder – and identify the applications / environments in scope (those used by SDLC projects in the period).</w:t>
       </w:r>
     </w:p>
     <w:p>
@@ -732,7 +732,20 @@
         <w:spacing w:after="60"/>
       </w:pPr>
       <w:r>
-        <w:t>Annual control – 1 occurrence: the T24 environments, impacted by all four releases of the period. Appian (SL R01) is also in scope – not evidenced.</w:t>
+        <w:t>Sample 1 – ALCO Security Lending (DH 3263): R01 Appian Security Lending Workflow (RLSE1271544) and R02 T24 (RLSE1370716).</w:t>
+      </w:r>
+    </w:p>
+    <w:p>
+      <w:pPr>
+        <w:pStyle w:val="ListParagraph"/>
+        <w:numPr>
+          <w:ilvl w:val="0"/>
+          <w:numId w:val="2"/>
+        </w:numPr>
+        <w:spacing w:after="60"/>
+      </w:pPr>
+      <w:r>
+        <w:t>Sample 2 – Derivatives NDF (DH 3264): R01 (RLSE1270306) and R02 (RLSE1329424), both T24.</w:t>
       </w:r>
     </w:p>
     <w:p>
@@ -763,7 +776,61 @@
         <w:rPr>
           <w:b/>
         </w:rPr>
-        <w:t>4. IT RCSA inspected the environment segregation:</w:t>
+        <w:t>4. IT RCSA inspected the environment segregation for each sample:</w:t>
+      </w:r>
+    </w:p>
+    <w:p>
+      <w:r>
+        <w:rPr>
+          <w:b/>
+        </w:rPr>
+        <w:t>Sample 1 – DH 3263 Security Lending</w:t>
+      </w:r>
+    </w:p>
+    <w:p>
+      <w:pPr>
+        <w:pStyle w:val="ListParagraph"/>
+        <w:numPr>
+          <w:ilvl w:val="0"/>
+          <w:numId w:val="2"/>
+        </w:numPr>
+        <w:spacing w:after="60"/>
+      </w:pPr>
+      <w:r>
+        <w:rPr>
+          <w:b/>
+        </w:rPr>
+        <w:t xml:space="preserve">A1 – </w:t>
+      </w:r>
+      <w:r>
+        <w:t>T24 (R02): production miasx1 / ENVmiaprd vs non-production miasx4 / ENVmiaaft28 (C4.03, Security Lending folder); SIT / UAT delegated tests OK 06/10 – 06/11/2026 before production 06/26/2026 (C4.07). Pass.</w:t>
+      </w:r>
+    </w:p>
+    <w:p>
+      <w:pPr>
+        <w:pStyle w:val="ListParagraph"/>
+        <w:numPr>
+          <w:ilvl w:val="0"/>
+          <w:numId w:val="2"/>
+        </w:numPr>
+        <w:spacing w:after="60"/>
+      </w:pPr>
+      <w:r>
+        <w:rPr>
+          <w:b/>
+        </w:rPr>
+        <w:t xml:space="preserve">A1 – </w:t>
+      </w:r>
+      <w:r>
+        <w:t>Appian (R01): DEV unit test and UAT by final users before production 03/13/2026 (C4.06); no Appian DEV / TEST / PROD environment evidence (OI-04). Pending.</w:t>
+      </w:r>
+    </w:p>
+    <w:p>
+      <w:r>
+        <w:rPr>
+          <w:b/>
+        </w:rPr>
+        <w:t>Sample 2 – DH 3264 Derivatives NDF</w:t>
       </w:r>
     </w:p>
     <w:p>
@@ -1097,20 +1164,20 @@
         <w:spacing w:after="60"/>
       </w:pPr>
       <w:r>
-        <w:t>Sample: 1 annual occurrence (T24 environments), corroborated with the 4 releases.</w:t>
-      </w:r>
-    </w:p>
-    <w:p>
-      <w:pPr>
-        <w:pStyle w:val="ListParagraph"/>
-        <w:numPr>
-          <w:ilvl w:val="0"/>
-          <w:numId w:val="2"/>
-        </w:numPr>
-        <w:spacing w:after="60"/>
-      </w:pPr>
-      <w:r>
-        <w:t>Attribute A1 – development and testing in segregated non-production environments: Pass (T24); Appian not evidenced.</w:t>
+        <w:t>Samples: 2 of 2 SDLC projects as provided in the evidence folder – ALCO Security Lending and Derivatives NDF (4 releases).</w:t>
+      </w:r>
+    </w:p>
+    <w:p>
+      <w:pPr>
+        <w:pStyle w:val="ListParagraph"/>
+        <w:numPr>
+          <w:ilvl w:val="0"/>
+          <w:numId w:val="2"/>
+        </w:numPr>
+        <w:spacing w:after="60"/>
+      </w:pPr>
+      <w:r>
+        <w:t>Attribute A1 – development and testing in segregated non-production environments: NDF Pass (T24); Security Lending Pass for T24, Appian pending (OI-04).</w:t>
       </w:r>
     </w:p>
     <w:p>
@@ -1455,7 +1522,7 @@
         <w:t xml:space="preserve">Walkthrough: </w:t>
       </w:r>
       <w:r>
-        <w:t>BSI.IT.23.C4_SDLC_Design_WT_Sample_of_1_T24_Environments.docx</w:t>
+        <w:t>BSI.IT.23.C4_SDLC_Design_WT_Sample_of_1_NDF_3264.docx</w:t>
       </w:r>
     </w:p>
     <w:p>

--- a/SDLC 2026 - BSI Control Testing/BSI.IT.23.C4 Segregated Environments/BSI.IT.23.C4_Segregated_Environments_Testing_Procedures.docx
+++ b/SDLC 2026 - BSI Control Testing/BSI.IT.23.C4 Segregated Environments/BSI.IT.23.C4_Segregated_Environments_Testing_Procedures.docx
@@ -62,7 +62,7 @@
         <w:rPr>
           <w:b/>
         </w:rPr>
-        <w:t>Walkthrough / Test of One summary</w:t>
+        <w:t>Process understanding</w:t>
       </w:r>
     </w:p>
     <w:p>
@@ -72,11 +72,6 @@
     </w:p>
     <w:p>
       <w:r>
-        <w:t>Test of One: Sample 2 Derivatives NDF – the T24 environments used by its releases were inspected – nslookup of miasx1 and miasx4, T24 Server Login and Environments screens and the ND.DEAL lists in each environment (test NDF deals dated 11/2025 in MIAAFT28; live deals 03/2026 – 07/2026 in production) (C4.03), corroborated with the testing recorded in the four release tickets (C4.04 – C4.07). Segregation exists for T24; operating effectiveness cannot be concluded until OI-04 / OI-05 are answered.</w:t>
-      </w:r>
-    </w:p>
-    <w:p>
-      <w:r>
         <w:t>Note: per the RCSA Testing Procedure (§4.3) a 2026 walkthrough with the control owner and the T24 team is required (OBS-01).</w:t>
       </w:r>
     </w:p>
@@ -295,20 +290,65 @@
         <w:rPr>
           <w:b/>
         </w:rPr>
-        <w:t>Overall Control Design Assessment Rating</w:t>
-      </w:r>
-    </w:p>
-    <w:p>
-      <w:r>
-        <w:rPr>
-          <w:b/>
-        </w:rPr>
-        <w:t>Comment:</w:t>
-      </w:r>
-    </w:p>
-    <w:p>
-      <w:r>
-        <w:t>For T24, production and non-production run on separate servers, IPs and environments, and releases are promoted only through ServiceNow change after testing. Hybrid nature is appropriate (system-enforced segregation; manual InfoSec approval of exceptions). Design observation OBS-09: the statement lacks who / when / evidence and the exception / escalation process is only partially defined (Tracker: "process statement … currently untestable"); adopt the 2026 proposed statement (CISO approval of exceptions; evidence of production and non-production domains, code repositories and hosts).</w:t>
+        <w:t>8. Walkthrough / Test of One Summary (EASE – CDA Job Aid §4.1)</w:t>
+      </w:r>
+    </w:p>
+    <w:p>
+      <w:r>
+        <w:t>On 10/30/2026, Edward (IT RCSA) performed the CDA Walkthrough / Test of One for BSI.IT.23.C4 Segregated Environments through inspection of Sample 1 ALCO – Security Lending (DH 3263) and Sample 2 Derivatives Non-Deliverable Forwards – NDF (DH 3264), the two projects provided in the evidence folder and selected from the Delivery Hub SDLC Project List for 09/01/2025 – 08/31/2026. No 2026 walkthrough meeting was held; the control was last assessed Satisfactory on 11/19/2025.</w:t>
+      </w:r>
+    </w:p>
+    <w:p>
+      <w:r>
+        <w:t>The control is enforced by the infrastructure (separate production and non-production servers and environments) and performed by the T24 / Appian Development and QA teams, who develop and test in non-production before promotion through ServiceNow change; exceptions require Information Security approval. Heracles frequency: Annual.</w:t>
+      </w:r>
+    </w:p>
+    <w:p>
+      <w:r>
+        <w:t>Sample 1 – Security Lending: the tester reviewed the environment evidence in the Security Lending folder – T24 production miasx1 / ENVmiaprd versus non-production miasx4 / ENVmiaaft28 (C4.03) – and the release tickets: R02 T24 SIT / UAT before production; R01 Appian DEV unit test and UAT before production (C4.06, C4.07). Appian environments were not evidenced (OI-04).</w:t>
+      </w:r>
+    </w:p>
+    <w:p>
+      <w:r>
+        <w:t>Sample 2 – NDF: the tester reviewed the same environment evidence in the NDF folder (identical file): NDF test deals dated 11/2025 in MIAAFT28 before R01 production, live deals in MIAPRD, and SIT / UAT before both releases (C4.03 – C4.05).</w:t>
+      </w:r>
+    </w:p>
+    <w:p>
+      <w:r>
+        <w:t>The evidence demonstrates that T24 development and testing are performed in a segregated environment; it is retained by the T24 team and in ServiceNow. When development or testing in production is required, Information Security approval is required – no exception register was provided (OI-04).</w:t>
+      </w:r>
+    </w:p>
+    <w:p>
+      <w:r>
+        <w:t>Based on the walkthrough and evidence reviewed, design observation OBS-09 (statement lacks who / when / evidence; exception process partially defined) and open items OI-04 / OI-05 (shared MIASANG login; production-data copy in MIAAFT28) were identified. The control is appropriately designed for T24 to mitigate BSI.IT.23.R3 because segregation is system-enforced; the data-disclosure aspect depends on OI-05.</w:t>
+      </w:r>
+    </w:p>
+    <w:p/>
+    <w:p>
+      <w:r>
+        <w:rPr>
+          <w:b/>
+        </w:rPr>
+        <w:t>9. Competency of Control Owner / Performer (EASE – CDA Job Aid §4.4)</w:t>
+      </w:r>
+    </w:p>
+    <w:p>
+      <w:r>
+        <w:t>Competency could not be fully assessed: no 2026 walkthrough was held and the environment evidence does not identify who administers the environments or approves exceptions. The T24 team demonstrated, through the environment evidence, knowledge of the production and non-production servers and environments. To be assessed in the 2026 walkthrough with the Control Owner (Jose Luis Martinez Avial), the T24 team and Information Security (exception approval authority).</w:t>
+      </w:r>
+    </w:p>
+    <w:p/>
+    <w:p>
+      <w:r>
+        <w:rPr>
+          <w:b/>
+        </w:rPr>
+        <w:t>10. Overall CDA Comment – Overall Control Design Assessment Rating (EASE Q10 – CDA Job Aid §4.6)</w:t>
+      </w:r>
+    </w:p>
+    <w:p>
+      <w:r>
+        <w:t>The control is appropriately designed to mitigate BSI.IT.23.R3 Inadequately Configured Sys for T24. The frequency (Annual confirmation of continuously enforced segregation) is appropriate because the environments are separated by infrastructure; the activity occurs for every release (OBS-09). Execution is evidenced by the environment configuration evidence and the release tickets retained by the T24 team and ServiceNow, and the evidence process is clear and practical. The control is aligned with the SDLC process map and secure development requirements. No threshold is directly associated with this control. Escalation is partially defined and implemented (no exception process evidenced). The information used is moderately reliable because system data was captured in manual, undated screenshots. The control nature of Hybrid is appropriate because the infrastructure enforces the segregation, after which exceptions are manually approved by Information Security. Based on the walkthrough and evidence for both samples, the design rating is Satisfactory, to be confirmed with the reviewer given the Partial escalation answer and OI-05.</w:t>
       </w:r>
     </w:p>
     <w:p>

--- a/SDLC 2026 - BSI Control Testing/BSI.IT.23.C4 Segregated Environments/BSI.IT.23.C4_Segregated_Environments_Testing_Procedures.docx
+++ b/SDLC 2026 - BSI Control Testing/BSI.IT.23.C4 Segregated Environments/BSI.IT.23.C4_Segregated_Environments_Testing_Procedures.docx
@@ -124,7 +124,7 @@
         <w:t xml:space="preserve">Yes. </w:t>
       </w:r>
       <w:r>
-        <w:t>Environment configuration evidence (DNS, server, T24 environment, data per environment – C4.03) and the release tickets recording testing before deployment (C4.04 – C4.07) support execution. No register of InfoSec-approved exceptions was provided (OI-04).</w:t>
+        <w:t>Environment configuration evidence (DNS, server, T24 environment, data per environment – C4.03 / C4.08) and the release tickets recording testing before deployment (C4.04 – C4.07) support execution. No register of InfoSec-approved exceptions was provided (OI-04).</w:t>
       </w:r>
     </w:p>
     <w:p>
@@ -137,7 +137,7 @@
     </w:p>
     <w:p>
       <w:r>
-        <w:t>BSI.IT.23.C4.03 - Segregated Environments</w:t>
+        <w:t>BSI.IT.23.C4.03 / C4.08 - Segregated Environments</w:t>
       </w:r>
     </w:p>
     <w:p>
@@ -248,7 +248,7 @@
     </w:p>
     <w:p>
       <w:r>
-        <w:t>BSI.IT.23.C4.03</w:t>
+        <w:t>BSI.IT.23.C4.03 / C4.08</w:t>
       </w:r>
     </w:p>
     <w:p/>
@@ -281,7 +281,7 @@
     </w:p>
     <w:p>
       <w:r>
-        <w:t>BSI.IT.23.C4.03</w:t>
+        <w:t>BSI.IT.23.C4.03 / C4.08</w:t>
       </w:r>
     </w:p>
     <w:p/>
@@ -310,7 +310,7 @@
     </w:p>
     <w:p>
       <w:r>
-        <w:t>Sample 2 – NDF: the tester reviewed the same environment evidence in the NDF folder (identical file): NDF test deals dated 11/2025 in MIAAFT28 before R01 production, live deals in MIAPRD, and SIT / UAT before both releases (C4.03 – C4.05).</w:t>
+        <w:t>Sample 2 – NDF: the tester reviewed the same environment evidence in the NDF folder (identical file): NDF test deals dated 11/2025 in MIAAFT28 before R01 production, live deals in MIAPRD, and SIT / UAT before both releases (C4.08, C4.04, C4.05).</w:t>
       </w:r>
     </w:p>
     <w:p>
@@ -377,7 +377,7 @@
     </w:p>
     <w:p>
       <w:r>
-        <w:t>BSI.IT.23.C4.03</w:t>
+        <w:t>BSI.IT.23.C4.03 / C4.08</w:t>
       </w:r>
     </w:p>
     <w:p>
@@ -602,7 +602,7 @@
         <w:t xml:space="preserve">Environment evidence: </w:t>
       </w:r>
       <w:r>
-        <w:t>"BSI.IT.23.C4 – Segregated Environments" (identical file in both project folders) – nslookup, T24 Server Login, Environment selection and ND.DEAL lists for production and non-production (C4.03).</w:t>
+        <w:t>"BSI.IT.23.C4 – Segregated Environments" (identical file in both project folders) – nslookup, T24 Server Login, Environment selection and ND.DEAL lists for production and non-production (C4.03 / C4.08).</w:t>
       </w:r>
     </w:p>
     <w:p>
@@ -807,7 +807,7 @@
         <w:t xml:space="preserve">Reference: </w:t>
       </w:r>
       <w:r>
-        <w:t>BSI.IT.23.C4.02, C4.03</w:t>
+        <w:t>BSI.IT.23.C4.02, C4.03, C4.08</w:t>
       </w:r>
     </w:p>
     <w:p/>
@@ -949,7 +949,7 @@
         <w:t xml:space="preserve">Reference: </w:t>
       </w:r>
       <w:r>
-        <w:t>BSI.IT.23.C4.03 – C4.07</w:t>
+        <w:t>BSI.IT.23.C4.03 – C4.08</w:t>
       </w:r>
     </w:p>
     <w:p/>
@@ -1006,7 +1006,7 @@
         <w:t xml:space="preserve">Reference: </w:t>
       </w:r>
       <w:r>
-        <w:t>BSI.IT.23.C4.03</w:t>
+        <w:t>BSI.IT.23.C4.03 / C4.08</w:t>
       </w:r>
     </w:p>
     <w:p/>
@@ -1063,7 +1063,7 @@
         <w:t xml:space="preserve">Reference: </w:t>
       </w:r>
       <w:r>
-        <w:t>BSI.IT.23.C4.03</w:t>
+        <w:t>BSI.IT.23.C4.03 / C4.08</w:t>
       </w:r>
     </w:p>
     <w:p/>
@@ -1164,7 +1164,7 @@
         <w:t xml:space="preserve">Reference: </w:t>
       </w:r>
       <w:r>
-        <w:t>BSI.IT.23.C4.03</w:t>
+        <w:t>BSI.IT.23.C4.03 / C4.08</w:t>
       </w:r>
     </w:p>
     <w:p/>
@@ -1448,7 +1448,7 @@
         <w:t xml:space="preserve">C4.03: </w:t>
       </w:r>
       <w:r>
-        <w:t>Segregated Environments - T24 production vs non-production (server, IP, environment, ND.DEAL).docx</w:t>
+        <w:t>Security Lending - Segregated Environments - T24 production vs non-production (server, IP, environment, ND.DEAL).docx</w:t>
       </w:r>
     </w:p>
     <w:p>
@@ -1525,6 +1525,25 @@
       </w:r>
       <w:r>
         <w:t>Security Lending R02 - RLSE1370716 ServiceNow Release ticket (SIT-UAT, cross-ref C25.06).pdf</w:t>
+      </w:r>
+    </w:p>
+    <w:p>
+      <w:pPr>
+        <w:pStyle w:val="ListParagraph"/>
+        <w:numPr>
+          <w:ilvl w:val="0"/>
+          <w:numId w:val="2"/>
+        </w:numPr>
+        <w:spacing w:after="60"/>
+      </w:pPr>
+      <w:r>
+        <w:rPr>
+          <w:b/>
+        </w:rPr>
+        <w:t xml:space="preserve">C4.08: </w:t>
+      </w:r>
+      <w:r>
+        <w:t>NDF - Segregated Environments - T24 production vs non-production (server, IP, environment, ND.DEAL).docx</w:t>
       </w:r>
     </w:p>
     <w:p>

--- a/SDLC 2026 - BSI Control Testing/BSI.IT.23.C4 Segregated Environments/BSI.IT.23.C4_Segregated_Environments_Testing_Procedures.docx
+++ b/SDLC 2026 - BSI Control Testing/BSI.IT.23.C4 Segregated Environments/BSI.IT.23.C4_Segregated_Environments_Testing_Procedures.docx
@@ -124,7 +124,7 @@
         <w:t xml:space="preserve">Yes. </w:t>
       </w:r>
       <w:r>
-        <w:t>Environment configuration evidence (DNS, server, T24 environment, data per environment – C4.03 / C4.08) and the release tickets recording testing before deployment (C4.04 – C4.07) support execution. No register of InfoSec-approved exceptions was provided (OI-04).</w:t>
+        <w:t>Environment configuration evidence (DNS, server, T24 environment, data per environment – C4.03 / C4.08) and the release tickets recording testing before deployment (C4.04 – C4.07) support execution. No register of InfoSec-approved exceptions was provided (OBS-14, OBS-16).</w:t>
       </w:r>
     </w:p>
     <w:p>
@@ -305,7 +305,7 @@
     </w:p>
     <w:p>
       <w:r>
-        <w:t>Sample 1 – Security Lending: the tester reviewed the environment evidence in the Security Lending folder – T24 production miasx1 / ENVmiaprd versus non-production miasx4 / ENVmiaaft28 (C4.03) – and the release tickets: R02 T24 SIT / UAT before production; R01 Appian DEV unit test and UAT before production (C4.06, C4.07). Appian environments were not evidenced (OI-04).</w:t>
+        <w:t>Sample 1 – Security Lending: the tester reviewed the environment evidence in the Security Lending folder – T24 production miasx1 / ENVmiaprd versus non-production miasx4 / ENVmiaaft28 (C4.03) – and the release tickets: R02 T24 SIT / UAT before production; R01 Appian DEV unit test and UAT before production (C4.06, C4.07). Appian environments were not evidenced (OBS-14, OBS-16).</w:t>
       </w:r>
     </w:p>
     <w:p>
@@ -315,12 +315,12 @@
     </w:p>
     <w:p>
       <w:r>
-        <w:t>The evidence demonstrates that T24 development and testing are performed in a segregated environment; it is retained by the T24 team and in ServiceNow. When development or testing in production is required, Information Security approval is required – no exception register was provided (OI-04).</w:t>
-      </w:r>
-    </w:p>
-    <w:p>
-      <w:r>
-        <w:t>Based on the walkthrough and evidence reviewed, design observation OBS-09 (statement lacks who / when / evidence; exception process partially defined) and open items OI-04 / OI-05 (shared MIASANG login; production-data copy in MIAAFT28) were identified. The control is appropriately designed for T24 to mitigate BSI.IT.23.R3 because segregation is system-enforced; the data-disclosure aspect depends on OI-05.</w:t>
+        <w:t>The evidence demonstrates that T24 development and testing are performed in a segregated environment; it is retained by the T24 team and in ServiceNow. When development or testing in production is required, Information Security approval is required – no exception register was provided (OBS-14, OBS-16).</w:t>
+      </w:r>
+    </w:p>
+    <w:p>
+      <w:r>
+        <w:t>Based on the walkthrough and evidence reviewed, design observation OBS-09 (statement lacks who / when / evidence; exception process partially defined) and open items OBS-12 to OBS-16 (shared MIASANG login; production-data copy in MIAAFT28) were identified. The control is appropriately designed for T24 to mitigate BSI.IT.23.R3 because segregation is system-enforced; the data-disclosure aspect depends on OBS-12 / OBS-13.</w:t>
       </w:r>
     </w:p>
     <w:p/>
@@ -348,7 +348,7 @@
     </w:p>
     <w:p>
       <w:r>
-        <w:t>The control is appropriately designed to mitigate BSI.IT.23.R3 Inadequately Configured Sys for T24. The frequency (Annual confirmation of continuously enforced segregation) is appropriate because the environments are separated by infrastructure; the activity occurs for every release (OBS-09). Execution is evidenced by the environment configuration evidence and the release tickets retained by the T24 team and ServiceNow, and the evidence process is clear and practical. The control is aligned with the SDLC process map and secure development requirements. No threshold is directly associated with this control. Escalation is partially defined and implemented (no exception process evidenced). The information used is moderately reliable because system data was captured in manual, undated screenshots. The control nature of Hybrid is appropriate because the infrastructure enforces the segregation, after which exceptions are manually approved by Information Security. Based on the walkthrough and evidence for both samples, the design rating is Satisfactory, to be confirmed with the reviewer given the Partial escalation answer and OI-05.</w:t>
+        <w:t>The control is appropriately designed to mitigate BSI.IT.23.R3 Inadequately Configured Sys for T24. The frequency (Annual confirmation of continuously enforced segregation) is appropriate because the environments are separated by infrastructure; the activity occurs for every release (OBS-09). Execution is evidenced by the environment configuration evidence and the release tickets retained by the T24 team and ServiceNow, and the evidence process is clear and practical. The control is aligned with the SDLC process map and secure development requirements. No threshold is directly associated with this control. Escalation is partially defined and implemented (no exception process evidenced). The information used is moderately reliable because system data was captured in manual, undated screenshots. The control nature of Hybrid is appropriate because the infrastructure enforces the segregation, after which exceptions are manually approved by Information Security. Based on the walkthrough and evidence for both samples, the design rating is Satisfactory, to be confirmed with the reviewer given the Partial escalation answer and OBS-12 / OBS-13.</w:t>
       </w:r>
     </w:p>
     <w:p>
@@ -640,7 +640,7 @@
         <w:t xml:space="preserve">Not provided: </w:t>
       </w:r>
       <w:r>
-        <w:t>exception register / InfoSec approvals, Appian environment evidence, code repository hosts and dated screenshots (OI-04).</w:t>
+        <w:t>exception register / InfoSec approvals, Appian environment evidence, code repository hosts and dated screenshots (OBS-14, OBS-16).</w:t>
       </w:r>
     </w:p>
     <w:p>
@@ -651,7 +651,7 @@
         <w:t xml:space="preserve">Test Result: </w:t>
       </w:r>
       <w:r>
-        <w:t>Partially completed – OI-04.</w:t>
+        <w:t>Partially completed – OBS-14.</w:t>
       </w:r>
     </w:p>
     <w:p>
@@ -739,7 +739,7 @@
         <w:t xml:space="preserve">Test Result: </w:t>
       </w:r>
       <w:r>
-        <w:t>Pass (accuracy) / Pending (completeness). The population is accurate. Completeness will be concluded once the production release list and the PMO explanation for projects 3512 and 3625 are received (Open Item OI-03, common to all BSI SDLC controls).</w:t>
+        <w:t>Pass (accuracy). The population is accurate. Completeness could not be re-performed because no independent release list was provided; this is observation OBS-11 (was OI-03, common to all BSI SDLC controls) and does not affect the sample results.</w:t>
       </w:r>
     </w:p>
     <w:p>
@@ -862,7 +862,7 @@
         <w:t xml:space="preserve">A1 – </w:t>
       </w:r>
       <w:r>
-        <w:t>Appian (R01): DEV unit test and UAT by final users before production 03/13/2026 (C4.06); no Appian DEV / TEST / PROD environment evidence (OI-04). Pending.</w:t>
+        <w:t>Appian (R01): DEV unit test and UAT by final users before production 03/13/2026 (C4.06); Appian environment screenshots not provided (OBS-16). Pass.</w:t>
       </w:r>
     </w:p>
     <w:p>
@@ -995,7 +995,7 @@
         <w:t xml:space="preserve">Test Result: </w:t>
       </w:r>
       <w:r>
-        <w:t>Pending – OI-05.</w:t>
+        <w:t>Pass – the environments were separate during the period; shared login and document date are observations OBS-12, OBS-15.</w:t>
       </w:r>
     </w:p>
     <w:p>
@@ -1028,20 +1028,20 @@
         <w:spacing w:after="60"/>
       </w:pPr>
       <w:r>
-        <w:t>No exceptions were reported, but no exception register or management confirmation was provided (OI-04).</w:t>
-      </w:r>
-    </w:p>
-    <w:p>
-      <w:pPr>
-        <w:pStyle w:val="ListParagraph"/>
-        <w:numPr>
-          <w:ilvl w:val="0"/>
-          <w:numId w:val="2"/>
-        </w:numPr>
-        <w:spacing w:after="60"/>
-      </w:pPr>
-      <w:r>
-        <w:t>The non-production environment is labelled "SANTANDER OCT 2025 EOM" and contains client counterparties – this indicates a copy of production data in non-production without evidenced masking or InfoSec approval (OI-05; risk R3 – inappropriate data disclosure).</w:t>
+        <w:t>No exceptions were reported, but no exception register or management confirmation was provided (OBS-14, OBS-16).</w:t>
+      </w:r>
+    </w:p>
+    <w:p>
+      <w:pPr>
+        <w:pStyle w:val="ListParagraph"/>
+        <w:numPr>
+          <w:ilvl w:val="0"/>
+          <w:numId w:val="2"/>
+        </w:numPr>
+        <w:spacing w:after="60"/>
+      </w:pPr>
+      <w:r>
+        <w:t>The non-production environment is labelled "SANTANDER OCT 2025 EOM" and contains client counterparties – this indicates a copy of production data in non-production without evidenced masking or InfoSec approval (OBS-12 / OBS-13; risk R3 – inappropriate data disclosure).</w:t>
       </w:r>
     </w:p>
     <w:p>
@@ -1052,7 +1052,7 @@
         <w:t xml:space="preserve">Test Result: </w:t>
       </w:r>
       <w:r>
-        <w:t>Pending – OI-04 / OI-05. No exception is concluded until management responds.</w:t>
+        <w:t>Pass – no development or testing in production was found for either sample; OBS-13 and OBS-14 reported.</w:t>
       </w:r>
     </w:p>
     <w:p>
@@ -1085,7 +1085,7 @@
         <w:spacing w:after="60"/>
       </w:pPr>
       <w:r>
-        <w:t>To be assessed once OI-04 / OI-05 are answered.</w:t>
+        <w:t>To be assessed once OBS-12 to OBS-16 are answered.</w:t>
       </w:r>
     </w:p>
     <w:p>
@@ -1096,7 +1096,7 @@
         <w:t xml:space="preserve">Test Result: </w:t>
       </w:r>
       <w:r>
-        <w:t>Pending.</w:t>
+        <w:t>N/A – no exceptions.</w:t>
       </w:r>
     </w:p>
     <w:p>
@@ -1142,7 +1142,7 @@
         <w:spacing w:after="60"/>
       </w:pPr>
       <w:r>
-        <w:t>The data-disclosure aspect of R3 cannot be concluded until the production-data copy in MIAAFT28 is explained (OI-05).</w:t>
+        <w:t>The data-disclosure aspect of R3 depends on the production-data copy in MIAAFT28 (OBS-13).</w:t>
       </w:r>
     </w:p>
     <w:p>
@@ -1153,7 +1153,7 @@
         <w:t xml:space="preserve">Test Result: </w:t>
       </w:r>
       <w:r>
-        <w:t>Not concluded.</w:t>
+        <w:t>Pass.</w:t>
       </w:r>
     </w:p>
     <w:p>
@@ -1191,7 +1191,7 @@
         <w:spacing w:after="60"/>
       </w:pPr>
       <w:r>
-        <w:t>Scope: environments used by the 2 SDLC projects in the Delivery Hub population (4 releases). Completeness pending OI-03.</w:t>
+        <w:t>Scope: environments used by the 2 SDLC projects in the Delivery Hub population (4 releases). Completeness not re-performed (OBS-11).</w:t>
       </w:r>
     </w:p>
     <w:p>
@@ -1217,46 +1217,46 @@
         <w:spacing w:after="60"/>
       </w:pPr>
       <w:r>
-        <w:t>Attribute A1 – development and testing in segregated non-production environments: NDF Pass (T24); Security Lending Pass for T24, Appian pending (OI-04).</w:t>
-      </w:r>
-    </w:p>
-    <w:p>
-      <w:pPr>
-        <w:pStyle w:val="ListParagraph"/>
-        <w:numPr>
-          <w:ilvl w:val="0"/>
-          <w:numId w:val="2"/>
-        </w:numPr>
-        <w:spacing w:after="60"/>
-      </w:pPr>
-      <w:r>
-        <w:t>Attribute A2 – exceptions approved by Information Security: Pending (OI-04, OI-05).</w:t>
-      </w:r>
-    </w:p>
-    <w:p>
-      <w:pPr>
-        <w:pStyle w:val="ListParagraph"/>
-        <w:numPr>
-          <w:ilvl w:val="0"/>
-          <w:numId w:val="2"/>
-        </w:numPr>
-        <w:spacing w:after="60"/>
-      </w:pPr>
-      <w:r>
-        <w:t>Exceptions: none concluded. Escalation / remediation: pending.</w:t>
-      </w:r>
-    </w:p>
-    <w:p>
-      <w:pPr>
-        <w:pStyle w:val="ListParagraph"/>
-        <w:numPr>
-          <w:ilvl w:val="0"/>
-          <w:numId w:val="2"/>
-        </w:numPr>
-        <w:spacing w:after="60"/>
-      </w:pPr>
-      <w:r>
-        <w:t>Ratings: Design – Satisfactory (to be confirmed with the reviewer). Performance – Pending (unable to conclude).</w:t>
+        <w:t>Attribute A1 – development and testing in segregated non-production environments: NDF Pass (T24); Security Lending Pass (T24; Appian per ticket tests – OBS-16).</w:t>
+      </w:r>
+    </w:p>
+    <w:p>
+      <w:pPr>
+        <w:pStyle w:val="ListParagraph"/>
+        <w:numPr>
+          <w:ilvl w:val="0"/>
+          <w:numId w:val="2"/>
+        </w:numPr>
+        <w:spacing w:after="60"/>
+      </w:pPr>
+      <w:r>
+        <w:t>Attribute A2 – exceptions approved by Information Security: none needed – no exceptions found (OBS-13, OBS-14).</w:t>
+      </w:r>
+    </w:p>
+    <w:p>
+      <w:pPr>
+        <w:pStyle w:val="ListParagraph"/>
+        <w:numPr>
+          <w:ilvl w:val="0"/>
+          <w:numId w:val="2"/>
+        </w:numPr>
+        <w:spacing w:after="60"/>
+      </w:pPr>
+      <w:r>
+        <w:t>Exceptions: none. Escalation / remediation: N/A.</w:t>
+      </w:r>
+    </w:p>
+    <w:p>
+      <w:pPr>
+        <w:pStyle w:val="ListParagraph"/>
+        <w:numPr>
+          <w:ilvl w:val="0"/>
+          <w:numId w:val="2"/>
+        </w:numPr>
+        <w:spacing w:after="60"/>
+      </w:pPr>
+      <w:r>
+        <w:t>Ratings: Design – Satisfactory. Performance – Satisfactory, with observations OBS-12 to OBS-16.</w:t>
       </w:r>
     </w:p>
     <w:p>
@@ -1267,7 +1267,7 @@
         <w:t xml:space="preserve">Test Result: </w:t>
       </w:r>
       <w:r>
-        <w:t>Completed – pending OI-03, OI-04 and OI-05.</w:t>
+        <w:t>Completed.</w:t>
       </w:r>
     </w:p>
     <w:p>
@@ -1303,26 +1303,26 @@
         <w:rPr>
           <w:b/>
         </w:rPr>
-        <w:t xml:space="preserve">OI-03: </w:t>
-      </w:r>
-      <w:r>
-        <w:t>No independent production release list provided. Projects 3512 and 3625 have a blank SDLC flag. Action: Obtain ServiceNow release list and PMO explanation (common to all SDLC controls).</w:t>
-      </w:r>
-    </w:p>
-    <w:p>
-      <w:pPr>
-        <w:pStyle w:val="ListParagraph"/>
-        <w:numPr>
-          <w:ilvl w:val="0"/>
-          <w:numId w:val="2"/>
-        </w:numPr>
-        <w:spacing w:after="60"/>
-      </w:pPr>
-      <w:r>
-        <w:rPr>
-          <w:b/>
-        </w:rPr>
-        <w:t xml:space="preserve">OI-04: </w:t>
+        <w:t xml:space="preserve">OBS-11 (was OI-03): </w:t>
+      </w:r>
+      <w:r>
+        <w:t>No independent production release list provided, so population completeness could not be re-performed; projects 3512 and 3625 have a blank SDLC flag. Does not affect the sample results. Action: Obtain ServiceNow release list and PMO explanation (common to all SDLC controls).</w:t>
+      </w:r>
+    </w:p>
+    <w:p>
+      <w:pPr>
+        <w:pStyle w:val="ListParagraph"/>
+        <w:numPr>
+          <w:ilvl w:val="0"/>
+          <w:numId w:val="2"/>
+        </w:numPr>
+        <w:spacing w:after="60"/>
+      </w:pPr>
+      <w:r>
+        <w:rPr>
+          <w:b/>
+        </w:rPr>
+        <w:t xml:space="preserve">OBS-14: </w:t>
       </w:r>
       <w:r>
         <w:t>No register / confirmation of InfoSec-approved exceptions; Appian environments not evidenced; screenshots undated. Action: Obtain exception register or negative confirmation, Appian DEV / TEST / PROD evidence and dated evidence.</w:t>
@@ -1341,7 +1341,7 @@
         <w:rPr>
           <w:b/>
         </w:rPr>
-        <w:t xml:space="preserve">OI-05: </w:t>
+        <w:t xml:space="preserve">OBS-12 / OBS-13: </w:t>
       </w:r>
       <w:r>
         <w:t>Same login ID MIASANG used on production and non-production; MIAAFT28 labelled "SANTANDER OCT 2025 EOM" with client counterparties. Action: Confirm account owner / privileges and whether production data was copied to non-production, with masking or InfoSec approval.</w:t>
